--- a/lab1_report.docx
+++ b/lab1_report.docx
@@ -461,6 +461,9 @@
       <w:pPr>
         <w:pStyle w:val="a9"/>
         <w:ind w:left="360"/>
+        <w:rPr>
+          <w:rFonts w:hint="eastAsia"/>
+        </w:rPr>
       </w:pPr>
       <w:r>
         <w:rPr>
@@ -510,6 +513,9 @@
           <w:ilvl w:val="0"/>
           <w:numId w:val="1"/>
         </w:numPr>
+        <w:rPr>
+          <w:rFonts w:hint="eastAsia"/>
+        </w:rPr>
       </w:pPr>
       <w:r>
         <w:rPr>
@@ -522,6 +528,9 @@
       <w:pPr>
         <w:pStyle w:val="a9"/>
         <w:ind w:left="360"/>
+        <w:rPr>
+          <w:rFonts w:hint="eastAsia"/>
+        </w:rPr>
       </w:pPr>
     </w:p>
     <w:p>
@@ -543,6 +552,9 @@
       <w:pPr>
         <w:pStyle w:val="af4"/>
         <w:ind w:left="360"/>
+        <w:rPr>
+          <w:rFonts w:hint="eastAsia"/>
+        </w:rPr>
       </w:pPr>
       <w:r>
         <w:rPr>
@@ -567,6 +579,9 @@
       <w:pPr>
         <w:pStyle w:val="af4"/>
         <w:ind w:left="360"/>
+        <w:rPr>
+          <w:rFonts w:hint="eastAsia"/>
+        </w:rPr>
       </w:pPr>
       <w:r>
         <w:rPr>
@@ -618,6 +633,9 @@
       <w:pPr>
         <w:pStyle w:val="af4"/>
         <w:ind w:left="360"/>
+        <w:rPr>
+          <w:rFonts w:hint="eastAsia"/>
+        </w:rPr>
       </w:pPr>
       <w:r>
         <w:rPr>
@@ -687,6 +705,9 @@
           <w:ilvl w:val="0"/>
           <w:numId w:val="3"/>
         </w:numPr>
+        <w:rPr>
+          <w:rFonts w:hint="eastAsia"/>
+        </w:rPr>
       </w:pPr>
       <w:r>
         <w:rPr>
@@ -705,6 +726,9 @@
           <w:ilvl w:val="0"/>
           <w:numId w:val="3"/>
         </w:numPr>
+        <w:rPr>
+          <w:rFonts w:hint="eastAsia"/>
+        </w:rPr>
       </w:pPr>
       <w:r>
         <w:rPr>
@@ -727,6 +751,9 @@
           <w:ilvl w:val="0"/>
           <w:numId w:val="3"/>
         </w:numPr>
+        <w:rPr>
+          <w:rFonts w:hint="eastAsia"/>
+        </w:rPr>
       </w:pPr>
       <w:r>
         <w:t xml:space="preserve">core/ </w:t>
@@ -748,6 +775,9 @@
           <w:ilvl w:val="0"/>
           <w:numId w:val="5"/>
         </w:numPr>
+        <w:rPr>
+          <w:rFonts w:hint="eastAsia"/>
+        </w:rPr>
       </w:pPr>
       <w:r>
         <w:rPr>
@@ -766,6 +796,9 @@
           <w:ilvl w:val="0"/>
           <w:numId w:val="5"/>
         </w:numPr>
+        <w:rPr>
+          <w:rFonts w:hint="eastAsia"/>
+        </w:rPr>
       </w:pPr>
       <w:r>
         <w:t>Schemas</w:t>
@@ -793,6 +826,9 @@
           <w:ilvl w:val="0"/>
           <w:numId w:val="5"/>
         </w:numPr>
+        <w:rPr>
+          <w:rFonts w:hint="eastAsia"/>
+        </w:rPr>
       </w:pPr>
       <w:r>
         <w:t>services/ :通常存放复杂的业务计算。</w:t>
@@ -805,6 +841,9 @@
           <w:ilvl w:val="0"/>
           <w:numId w:val="5"/>
         </w:numPr>
+        <w:rPr>
+          <w:rFonts w:hint="eastAsia"/>
+        </w:rPr>
       </w:pPr>
       <w:r>
         <w:t>utils/ :存放无状态的通用函数。</w:t>
@@ -858,6 +897,9 @@
       <w:pPr>
         <w:pStyle w:val="a9"/>
         <w:ind w:left="360"/>
+        <w:rPr>
+          <w:rFonts w:hint="eastAsia"/>
+        </w:rPr>
       </w:pPr>
       <w:r>
         <w:rPr>
@@ -918,12 +960,18 @@
       <w:pPr>
         <w:pStyle w:val="a9"/>
         <w:ind w:left="360"/>
+        <w:rPr>
+          <w:rFonts w:hint="eastAsia"/>
+        </w:rPr>
       </w:pPr>
     </w:p>
     <w:p>
       <w:pPr>
         <w:pStyle w:val="a9"/>
         <w:ind w:left="360"/>
+        <w:rPr>
+          <w:rFonts w:hint="eastAsia"/>
+        </w:rPr>
       </w:pPr>
       <w:r>
         <w:rPr>
@@ -948,6 +996,9 @@
       <w:pPr>
         <w:pStyle w:val="a9"/>
         <w:ind w:left="360"/>
+        <w:rPr>
+          <w:rFonts w:hint="eastAsia"/>
+        </w:rPr>
       </w:pPr>
       <w:r>
         <w:t>然而，目前的代码实现中存在一个</w:t>
@@ -1047,19 +1098,16 @@
         <w:rPr>
           <w:rFonts w:hint="eastAsia"/>
         </w:rPr>
-        <w:t>#</w:t>
-      </w:r>
-      <w:r>
-        <w:rPr>
-          <w:rFonts w:hint="eastAsia"/>
-        </w:rPr>
-        <w:t>此时没有检查 share_token 是否为 None</w:t>
+        <w:t>#此时没有检查 share_token 是否为 None</w:t>
       </w:r>
     </w:p>
     <w:p>
       <w:pPr>
         <w:pStyle w:val="a9"/>
         <w:ind w:left="360"/>
+        <w:rPr>
+          <w:rFonts w:hint="eastAsia"/>
+        </w:rPr>
       </w:pPr>
       <w:r>
         <w:rPr>
@@ -1072,6 +1120,9 @@
       <w:pPr>
         <w:pStyle w:val="a9"/>
         <w:ind w:left="360"/>
+        <w:rPr>
+          <w:rFonts w:hint="eastAsia"/>
+        </w:rPr>
       </w:pPr>
     </w:p>
     <w:p>
@@ -1129,41 +1180,1027 @@
           <w:rFonts w:hint="eastAsia"/>
         </w:rPr>
       </w:pPr>
-    </w:p>
-    <w:p>
-      <w:pPr>
-        <w:pStyle w:val="a9"/>
-        <w:ind w:left="360"/>
-        <w:rPr>
-          <w:rFonts w:hint="eastAsia"/>
-        </w:rPr>
-      </w:pPr>
-    </w:p>
-    <w:p>
-      <w:pPr>
-        <w:pStyle w:val="a9"/>
-        <w:ind w:left="360"/>
-        <w:rPr>
-          <w:rFonts w:hint="eastAsia"/>
-        </w:rPr>
-      </w:pPr>
-    </w:p>
-    <w:p>
-      <w:pPr>
-        <w:pStyle w:val="a9"/>
-        <w:ind w:left="360"/>
-        <w:rPr>
-          <w:rFonts w:hint="eastAsia"/>
-        </w:rPr>
-      </w:pPr>
-    </w:p>
-    <w:p>
-      <w:pPr>
-        <w:pStyle w:val="a9"/>
-        <w:numPr>
-          <w:ilvl w:val="0"/>
-          <w:numId w:val="1"/>
-        </w:numPr>
+      <w:r>
+        <w:rPr>
+          <w:rFonts w:hint="eastAsia"/>
+        </w:rPr>
+        <w:t>任务二：</w:t>
+      </w:r>
+      <w:r>
+        <w:t xml:space="preserve"> </w:t>
+      </w:r>
+      <w:r>
+        <w:t>迁移至 Poetry 并重构环境</w:t>
+      </w:r>
+    </w:p>
+    <w:p>
+      <w:pPr>
+        <w:rPr>
+          <w:rFonts w:hint="eastAsia"/>
+        </w:rPr>
+      </w:pPr>
+      <w:r>
+        <w:rPr>
+          <w:rFonts w:hint="eastAsia"/>
+        </w:rPr>
+        <w:t>1. 删除vene，安装</w:t>
+      </w:r>
+      <w:r>
+        <w:rPr>
+          <w:b/>
+          <w:bCs/>
+        </w:rPr>
+        <w:t>Poetry</w:t>
+      </w:r>
+      <w:r>
+        <w:rPr>
+          <w:rFonts w:hint="eastAsia"/>
+        </w:rPr>
+        <w:t>并初始化，然后安装核心依赖。</w:t>
+      </w:r>
+    </w:p>
+    <w:p>
+      <w:pPr>
+        <w:rPr>
+          <w:rFonts w:hint="eastAsia"/>
+        </w:rPr>
+      </w:pPr>
+      <w:r>
+        <w:rPr>
+          <w:noProof/>
+        </w:rPr>
+        <w:drawing>
+          <wp:inline distT="0" distB="0" distL="0" distR="0" wp14:anchorId="7B263C72" wp14:editId="72DF88FA">
+            <wp:extent cx="4270076" cy="2910808"/>
+            <wp:effectExtent l="0" t="0" r="0" b="4445"/>
+            <wp:docPr id="1784170322" name="图片 1"/>
+            <wp:cNvGraphicFramePr>
+              <a:graphicFrameLocks xmlns:a="http://schemas.openxmlformats.org/drawingml/2006/main" noChangeAspect="1"/>
+            </wp:cNvGraphicFramePr>
+            <a:graphic xmlns:a="http://schemas.openxmlformats.org/drawingml/2006/main">
+              <a:graphicData uri="http://schemas.openxmlformats.org/drawingml/2006/picture">
+                <pic:pic xmlns:pic="http://schemas.openxmlformats.org/drawingml/2006/picture">
+                  <pic:nvPicPr>
+                    <pic:cNvPr id="1784170322" name=""/>
+                    <pic:cNvPicPr/>
+                  </pic:nvPicPr>
+                  <pic:blipFill>
+                    <a:blip r:embed="rId11"/>
+                    <a:stretch>
+                      <a:fillRect/>
+                    </a:stretch>
+                  </pic:blipFill>
+                  <pic:spPr>
+                    <a:xfrm>
+                      <a:off x="0" y="0"/>
+                      <a:ext cx="4281937" cy="2918894"/>
+                    </a:xfrm>
+                    <a:prstGeom prst="rect">
+                      <a:avLst/>
+                    </a:prstGeom>
+                  </pic:spPr>
+                </pic:pic>
+              </a:graphicData>
+            </a:graphic>
+          </wp:inline>
+        </w:drawing>
+      </w:r>
+    </w:p>
+    <w:p>
+      <w:pPr>
+        <w:rPr>
+          <w:rFonts w:hint="eastAsia"/>
+        </w:rPr>
+      </w:pPr>
+      <w:r>
+        <w:rPr>
+          <w:noProof/>
+        </w:rPr>
+        <w:drawing>
+          <wp:inline distT="0" distB="0" distL="0" distR="0" wp14:anchorId="53DE7721" wp14:editId="0A5EBB95">
+            <wp:extent cx="4201064" cy="2412602"/>
+            <wp:effectExtent l="0" t="0" r="9525" b="6985"/>
+            <wp:docPr id="1494033388" name="图片 1"/>
+            <wp:cNvGraphicFramePr>
+              <a:graphicFrameLocks xmlns:a="http://schemas.openxmlformats.org/drawingml/2006/main" noChangeAspect="1"/>
+            </wp:cNvGraphicFramePr>
+            <a:graphic xmlns:a="http://schemas.openxmlformats.org/drawingml/2006/main">
+              <a:graphicData uri="http://schemas.openxmlformats.org/drawingml/2006/picture">
+                <pic:pic xmlns:pic="http://schemas.openxmlformats.org/drawingml/2006/picture">
+                  <pic:nvPicPr>
+                    <pic:cNvPr id="1494033388" name=""/>
+                    <pic:cNvPicPr/>
+                  </pic:nvPicPr>
+                  <pic:blipFill>
+                    <a:blip r:embed="rId12"/>
+                    <a:stretch>
+                      <a:fillRect/>
+                    </a:stretch>
+                  </pic:blipFill>
+                  <pic:spPr>
+                    <a:xfrm>
+                      <a:off x="0" y="0"/>
+                      <a:ext cx="4206831" cy="2415914"/>
+                    </a:xfrm>
+                    <a:prstGeom prst="rect">
+                      <a:avLst/>
+                    </a:prstGeom>
+                  </pic:spPr>
+                </pic:pic>
+              </a:graphicData>
+            </a:graphic>
+          </wp:inline>
+        </w:drawing>
+      </w:r>
+    </w:p>
+    <w:p>
+      <w:pPr>
+        <w:rPr>
+          <w:rFonts w:hint="eastAsia"/>
+        </w:rPr>
+      </w:pPr>
+      <w:r>
+        <w:rPr>
+          <w:rFonts w:hint="eastAsia"/>
+        </w:rPr>
+        <w:t>在安装时发现有个提示——</w:t>
+      </w:r>
+      <w:r>
+        <w:t>loguru 这个包明确说它不支持 Python 4.0 及以后的版本</w:t>
+      </w:r>
+      <w:r>
+        <w:rPr>
+          <w:rFonts w:hint="eastAsia"/>
+        </w:rPr>
+        <w:t>,</w:t>
+      </w:r>
+      <w:r>
+        <w:rPr>
+          <w:b/>
+          <w:bCs/>
+        </w:rPr>
+        <w:t xml:space="preserve"> </w:t>
+      </w:r>
+      <w:r>
+        <w:t>Poetry</w:t>
+      </w:r>
+      <w:r>
+        <w:rPr>
+          <w:rFonts w:hint="eastAsia"/>
+        </w:rPr>
+        <w:t>建议</w:t>
+      </w:r>
+      <w:r>
+        <w:rPr>
+          <w:rFonts w:hint="eastAsia"/>
+        </w:rPr>
+        <w:t>修改</w:t>
+      </w:r>
+      <w:r>
+        <w:t>pyproject.toml</w:t>
+      </w:r>
+      <w:r>
+        <w:rPr>
+          <w:rFonts w:hint="eastAsia"/>
+        </w:rPr>
+        <w:t>，</w:t>
+      </w:r>
+      <w:r>
+        <w:t xml:space="preserve">把其中的 </w:t>
+      </w:r>
+      <w:r>
+        <w:rPr>
+          <w:rFonts w:hint="eastAsia"/>
+        </w:rPr>
+        <w:t>requires-</w:t>
+      </w:r>
+      <w:r>
+        <w:t>python = "^3.11" 修改为</w:t>
+      </w:r>
+      <w:r>
+        <w:rPr>
+          <w:rFonts w:hint="eastAsia"/>
+        </w:rPr>
+        <w:t>requires-python = "&gt;=3.11,&lt;4.0"</w:t>
+      </w:r>
+      <w:r>
+        <w:rPr>
+          <w:rFonts w:hint="eastAsia"/>
+        </w:rPr>
+        <w:t>。</w:t>
+      </w:r>
+      <w:r>
+        <w:rPr>
+          <w:noProof/>
+        </w:rPr>
+        <w:lastRenderedPageBreak/>
+        <w:drawing>
+          <wp:inline distT="0" distB="0" distL="0" distR="0" wp14:anchorId="0C186786" wp14:editId="2DE7B81F">
+            <wp:extent cx="4787661" cy="1228330"/>
+            <wp:effectExtent l="0" t="0" r="0" b="0"/>
+            <wp:docPr id="149285023" name="图片 1"/>
+            <wp:cNvGraphicFramePr>
+              <a:graphicFrameLocks xmlns:a="http://schemas.openxmlformats.org/drawingml/2006/main" noChangeAspect="1"/>
+            </wp:cNvGraphicFramePr>
+            <a:graphic xmlns:a="http://schemas.openxmlformats.org/drawingml/2006/main">
+              <a:graphicData uri="http://schemas.openxmlformats.org/drawingml/2006/picture">
+                <pic:pic xmlns:pic="http://schemas.openxmlformats.org/drawingml/2006/picture">
+                  <pic:nvPicPr>
+                    <pic:cNvPr id="149285023" name=""/>
+                    <pic:cNvPicPr/>
+                  </pic:nvPicPr>
+                  <pic:blipFill>
+                    <a:blip r:embed="rId13"/>
+                    <a:stretch>
+                      <a:fillRect/>
+                    </a:stretch>
+                  </pic:blipFill>
+                  <pic:spPr>
+                    <a:xfrm>
+                      <a:off x="0" y="0"/>
+                      <a:ext cx="4795275" cy="1230283"/>
+                    </a:xfrm>
+                    <a:prstGeom prst="rect">
+                      <a:avLst/>
+                    </a:prstGeom>
+                  </pic:spPr>
+                </pic:pic>
+              </a:graphicData>
+            </a:graphic>
+          </wp:inline>
+        </w:drawing>
+      </w:r>
+    </w:p>
+    <w:p>
+      <w:pPr>
+        <w:rPr>
+          <w:rFonts w:hint="eastAsia"/>
+        </w:rPr>
+      </w:pPr>
+      <w:r>
+        <w:rPr>
+          <w:rFonts w:hint="eastAsia"/>
+        </w:rPr>
+        <w:t>后面又有</w:t>
+      </w:r>
+      <w:r>
+        <w:t>mineru[core]要求 pandas 必须小于 3.0</w:t>
+      </w:r>
+      <w:r>
+        <w:rPr>
+          <w:rFonts w:hint="eastAsia"/>
+        </w:rPr>
+        <w:t>的情况。</w:t>
+      </w:r>
+    </w:p>
+    <w:p>
+      <w:pPr>
+        <w:rPr>
+          <w:rFonts w:hint="eastAsia"/>
+        </w:rPr>
+      </w:pPr>
+      <w:r>
+        <w:rPr>
+          <w:noProof/>
+        </w:rPr>
+        <w:drawing>
+          <wp:inline distT="0" distB="0" distL="0" distR="0" wp14:anchorId="1A0F06FB" wp14:editId="5E2EDC47">
+            <wp:extent cx="5274310" cy="530225"/>
+            <wp:effectExtent l="0" t="0" r="2540" b="3175"/>
+            <wp:docPr id="1193946150" name="图片 1"/>
+            <wp:cNvGraphicFramePr>
+              <a:graphicFrameLocks xmlns:a="http://schemas.openxmlformats.org/drawingml/2006/main" noChangeAspect="1"/>
+            </wp:cNvGraphicFramePr>
+            <a:graphic xmlns:a="http://schemas.openxmlformats.org/drawingml/2006/main">
+              <a:graphicData uri="http://schemas.openxmlformats.org/drawingml/2006/picture">
+                <pic:pic xmlns:pic="http://schemas.openxmlformats.org/drawingml/2006/picture">
+                  <pic:nvPicPr>
+                    <pic:cNvPr id="1193946150" name=""/>
+                    <pic:cNvPicPr/>
+                  </pic:nvPicPr>
+                  <pic:blipFill>
+                    <a:blip r:embed="rId14"/>
+                    <a:stretch>
+                      <a:fillRect/>
+                    </a:stretch>
+                  </pic:blipFill>
+                  <pic:spPr>
+                    <a:xfrm>
+                      <a:off x="0" y="0"/>
+                      <a:ext cx="5274310" cy="530225"/>
+                    </a:xfrm>
+                    <a:prstGeom prst="rect">
+                      <a:avLst/>
+                    </a:prstGeom>
+                  </pic:spPr>
+                </pic:pic>
+              </a:graphicData>
+            </a:graphic>
+          </wp:inline>
+        </w:drawing>
+      </w:r>
+    </w:p>
+    <w:p>
+      <w:pPr>
+        <w:rPr>
+          <w:rFonts w:hint="eastAsia"/>
+        </w:rPr>
+      </w:pPr>
+      <w:r>
+        <w:rPr>
+          <w:rFonts w:hint="eastAsia"/>
+        </w:rPr>
+        <w:t>只能</w:t>
+      </w:r>
+      <w:r>
+        <w:t>指定安装 2.x 系列的最新版</w:t>
+      </w:r>
+      <w:r>
+        <w:rPr>
+          <w:rFonts w:hint="eastAsia"/>
+        </w:rPr>
+        <w:t>pandas：</w:t>
+      </w:r>
+    </w:p>
+    <w:p>
+      <w:pPr>
+        <w:rPr>
+          <w:rFonts w:hint="eastAsia"/>
+        </w:rPr>
+      </w:pPr>
+      <w:r>
+        <w:rPr>
+          <w:rFonts w:hint="eastAsia"/>
+        </w:rPr>
+        <w:t>poetry add "pandas&lt;3.0.0"</w:t>
+      </w:r>
+    </w:p>
+    <w:p>
+      <w:pPr>
+        <w:rPr>
+          <w:rFonts w:hint="eastAsia"/>
+        </w:rPr>
+      </w:pPr>
+      <w:r>
+        <w:rPr>
+          <w:rFonts w:hint="eastAsia"/>
+        </w:rPr>
+        <w:t>再重新安装依赖。</w:t>
+      </w:r>
+    </w:p>
+    <w:p>
+      <w:pPr>
+        <w:rPr>
+          <w:rFonts w:hint="eastAsia"/>
+        </w:rPr>
+      </w:pPr>
+      <w:r>
+        <w:rPr>
+          <w:rFonts w:hint="eastAsia"/>
+        </w:rPr>
+        <w:t>后续还有类似问题，例如：</w:t>
+      </w:r>
+    </w:p>
+    <w:p>
+      <w:pPr>
+        <w:rPr>
+          <w:rFonts w:hint="eastAsia"/>
+        </w:rPr>
+      </w:pPr>
+      <w:r>
+        <w:rPr>
+          <w:noProof/>
+        </w:rPr>
+        <w:drawing>
+          <wp:inline distT="0" distB="0" distL="0" distR="0" wp14:anchorId="6DF1222C" wp14:editId="5B4A6F1E">
+            <wp:extent cx="5274310" cy="418465"/>
+            <wp:effectExtent l="0" t="0" r="2540" b="635"/>
+            <wp:docPr id="2063009550" name="图片 1"/>
+            <wp:cNvGraphicFramePr>
+              <a:graphicFrameLocks xmlns:a="http://schemas.openxmlformats.org/drawingml/2006/main" noChangeAspect="1"/>
+            </wp:cNvGraphicFramePr>
+            <a:graphic xmlns:a="http://schemas.openxmlformats.org/drawingml/2006/main">
+              <a:graphicData uri="http://schemas.openxmlformats.org/drawingml/2006/picture">
+                <pic:pic xmlns:pic="http://schemas.openxmlformats.org/drawingml/2006/picture">
+                  <pic:nvPicPr>
+                    <pic:cNvPr id="2063009550" name=""/>
+                    <pic:cNvPicPr/>
+                  </pic:nvPicPr>
+                  <pic:blipFill>
+                    <a:blip r:embed="rId15"/>
+                    <a:stretch>
+                      <a:fillRect/>
+                    </a:stretch>
+                  </pic:blipFill>
+                  <pic:spPr>
+                    <a:xfrm>
+                      <a:off x="0" y="0"/>
+                      <a:ext cx="5274310" cy="418465"/>
+                    </a:xfrm>
+                    <a:prstGeom prst="rect">
+                      <a:avLst/>
+                    </a:prstGeom>
+                  </pic:spPr>
+                </pic:pic>
+              </a:graphicData>
+            </a:graphic>
+          </wp:inline>
+        </w:drawing>
+      </w:r>
+    </w:p>
+    <w:p>
+      <w:pPr>
+        <w:rPr>
+          <w:rFonts w:hint="eastAsia"/>
+        </w:rPr>
+      </w:pPr>
+      <w:r>
+        <w:rPr>
+          <w:rFonts w:hint="eastAsia"/>
+        </w:rPr>
+        <w:t>通过</w:t>
+      </w:r>
+      <w:r>
+        <w:t>手动指定</w:t>
+      </w:r>
+      <w:r>
+        <w:rPr>
+          <w:rFonts w:hint="eastAsia"/>
+        </w:rPr>
+        <w:t>poetry add "pydantic&gt;=2.7.2,&lt;2.11"</w:t>
+      </w:r>
+      <w:r>
+        <w:rPr>
+          <w:rFonts w:hint="eastAsia"/>
+        </w:rPr>
+        <w:t>解决。</w:t>
+      </w:r>
+    </w:p>
+    <w:p>
+      <w:pPr>
+        <w:rPr>
+          <w:rFonts w:hint="eastAsia"/>
+        </w:rPr>
+      </w:pPr>
+      <w:r>
+        <w:rPr>
+          <w:rFonts w:hint="eastAsia"/>
+        </w:rPr>
+        <w:t>后面</w:t>
+      </w:r>
+      <w:r>
+        <w:rPr>
+          <w:rFonts w:hint="eastAsia"/>
+        </w:rPr>
+        <w:t>有几个</w:t>
+      </w:r>
+      <w:r>
+        <w:rPr>
+          <w:rFonts w:hint="eastAsia"/>
+        </w:rPr>
+        <w:t>相似问题同理解决。</w:t>
+      </w:r>
+    </w:p>
+    <w:p>
+      <w:pPr>
+        <w:rPr>
+          <w:rFonts w:hint="eastAsia"/>
+        </w:rPr>
+      </w:pPr>
+    </w:p>
+    <w:p>
+      <w:pPr>
+        <w:rPr>
+          <w:rFonts w:hint="eastAsia"/>
+        </w:rPr>
+      </w:pPr>
+      <w:r>
+        <w:rPr>
+          <w:rFonts w:hint="eastAsia"/>
+        </w:rPr>
+        <w:t>注：</w:t>
+      </w:r>
+      <w:r>
+        <w:t>fastmcp</w:t>
+      </w:r>
+      <w:r>
+        <w:rPr>
+          <w:rFonts w:hint="eastAsia"/>
+        </w:rPr>
+        <w:t>与</w:t>
+      </w:r>
+      <w:r>
+        <w:t>mineru</w:t>
+      </w:r>
+      <w:r>
+        <w:rPr>
+          <w:rFonts w:hint="eastAsia"/>
+        </w:rPr>
+        <w:t>分别和</w:t>
+      </w:r>
+      <w:r>
+        <w:t>magic-pdf</w:t>
+      </w:r>
+      <w:r>
+        <w:rPr>
+          <w:rFonts w:hint="eastAsia"/>
+        </w:rPr>
+        <w:t>与</w:t>
+      </w:r>
+      <w:r>
+        <w:t>neo4j-graphrag</w:t>
+      </w:r>
+      <w:r>
+        <w:rPr>
+          <w:rFonts w:hint="eastAsia"/>
+        </w:rPr>
+        <w:t>冲突，前者舍弃安装。</w:t>
+      </w:r>
+    </w:p>
+    <w:p>
+      <w:pPr>
+        <w:rPr>
+          <w:rFonts w:hint="eastAsia"/>
+        </w:rPr>
+      </w:pPr>
+    </w:p>
+    <w:p>
+      <w:pPr>
+        <w:rPr>
+          <w:rFonts w:hint="eastAsia"/>
+        </w:rPr>
+      </w:pPr>
+      <w:r>
+        <w:rPr>
+          <w:rFonts w:hint="eastAsia"/>
+        </w:rPr>
+        <w:t>2</w:t>
+      </w:r>
+      <w:r>
+        <w:rPr>
+          <w:rFonts w:hint="eastAsia"/>
+        </w:rPr>
+        <w:t>.</w:t>
+      </w:r>
+      <w:r>
+        <w:rPr>
+          <w:rFonts w:ascii="Consolas" w:eastAsia="宋体" w:hAnsi="Consolas" w:cs="宋体"/>
+          <w:color w:val="000080"/>
+          <w:kern w:val="0"/>
+          <w:sz w:val="21"/>
+          <w:szCs w:val="21"/>
+          <w14:ligatures w14:val="none"/>
+        </w:rPr>
+        <w:t xml:space="preserve"> </w:t>
+      </w:r>
+      <w:r>
+        <w:t>添加开发依赖</w:t>
+      </w:r>
+      <w:r>
+        <w:rPr>
+          <w:rFonts w:hint="eastAsia"/>
+        </w:rPr>
+        <w:t>，并通过</w:t>
+      </w:r>
+      <w:r>
+        <w:t>poetry run python run.py</w:t>
+      </w:r>
+      <w:r>
+        <w:rPr>
+          <w:rFonts w:hint="eastAsia"/>
+        </w:rPr>
+        <w:t>启动。</w:t>
+      </w:r>
+    </w:p>
+    <w:p>
+      <w:pPr>
+        <w:rPr>
+          <w:rFonts w:hint="eastAsia"/>
+        </w:rPr>
+      </w:pPr>
+      <w:r>
+        <w:rPr>
+          <w:noProof/>
+        </w:rPr>
+        <w:drawing>
+          <wp:inline distT="0" distB="0" distL="0" distR="0" wp14:anchorId="28E4CDC8" wp14:editId="714D233A">
+            <wp:extent cx="5274310" cy="1129665"/>
+            <wp:effectExtent l="0" t="0" r="2540" b="0"/>
+            <wp:docPr id="41692645" name="图片 1"/>
+            <wp:cNvGraphicFramePr>
+              <a:graphicFrameLocks xmlns:a="http://schemas.openxmlformats.org/drawingml/2006/main" noChangeAspect="1"/>
+            </wp:cNvGraphicFramePr>
+            <a:graphic xmlns:a="http://schemas.openxmlformats.org/drawingml/2006/main">
+              <a:graphicData uri="http://schemas.openxmlformats.org/drawingml/2006/picture">
+                <pic:pic xmlns:pic="http://schemas.openxmlformats.org/drawingml/2006/picture">
+                  <pic:nvPicPr>
+                    <pic:cNvPr id="41692645" name=""/>
+                    <pic:cNvPicPr/>
+                  </pic:nvPicPr>
+                  <pic:blipFill>
+                    <a:blip r:embed="rId16"/>
+                    <a:stretch>
+                      <a:fillRect/>
+                    </a:stretch>
+                  </pic:blipFill>
+                  <pic:spPr>
+                    <a:xfrm>
+                      <a:off x="0" y="0"/>
+                      <a:ext cx="5274310" cy="1129665"/>
+                    </a:xfrm>
+                    <a:prstGeom prst="rect">
+                      <a:avLst/>
+                    </a:prstGeom>
+                  </pic:spPr>
+                </pic:pic>
+              </a:graphicData>
+            </a:graphic>
+          </wp:inline>
+        </w:drawing>
+      </w:r>
+    </w:p>
+    <w:p>
+      <w:pPr>
+        <w:rPr>
+          <w:rFonts w:hint="eastAsia"/>
+        </w:rPr>
+      </w:pPr>
+      <w:r>
+        <w:rPr>
+          <w:noProof/>
+        </w:rPr>
+        <w:lastRenderedPageBreak/>
+        <w:drawing>
+          <wp:inline distT="0" distB="0" distL="0" distR="0" wp14:anchorId="4D222FDB" wp14:editId="0409A886">
+            <wp:extent cx="4364966" cy="2757401"/>
+            <wp:effectExtent l="0" t="0" r="0" b="5080"/>
+            <wp:docPr id="2124387094" name="图片 1"/>
+            <wp:cNvGraphicFramePr>
+              <a:graphicFrameLocks xmlns:a="http://schemas.openxmlformats.org/drawingml/2006/main" noChangeAspect="1"/>
+            </wp:cNvGraphicFramePr>
+            <a:graphic xmlns:a="http://schemas.openxmlformats.org/drawingml/2006/main">
+              <a:graphicData uri="http://schemas.openxmlformats.org/drawingml/2006/picture">
+                <pic:pic xmlns:pic="http://schemas.openxmlformats.org/drawingml/2006/picture">
+                  <pic:nvPicPr>
+                    <pic:cNvPr id="2124387094" name=""/>
+                    <pic:cNvPicPr/>
+                  </pic:nvPicPr>
+                  <pic:blipFill>
+                    <a:blip r:embed="rId17"/>
+                    <a:stretch>
+                      <a:fillRect/>
+                    </a:stretch>
+                  </pic:blipFill>
+                  <pic:spPr>
+                    <a:xfrm>
+                      <a:off x="0" y="0"/>
+                      <a:ext cx="4367950" cy="2759286"/>
+                    </a:xfrm>
+                    <a:prstGeom prst="rect">
+                      <a:avLst/>
+                    </a:prstGeom>
+                  </pic:spPr>
+                </pic:pic>
+              </a:graphicData>
+            </a:graphic>
+          </wp:inline>
+        </w:drawing>
+      </w:r>
+    </w:p>
+    <w:p>
+      <w:pPr>
+        <w:rPr>
+          <w:rFonts w:hint="eastAsia"/>
+        </w:rPr>
+      </w:pPr>
+    </w:p>
+    <w:p>
+      <w:pPr>
+        <w:rPr>
+          <w:rFonts w:hint="eastAsia"/>
+        </w:rPr>
+      </w:pPr>
+      <w:r>
+        <w:t>任务 3：为核心功能织就安全网</w:t>
+      </w:r>
+      <w:r>
+        <w:rPr>
+          <w:rFonts w:hint="eastAsia"/>
+        </w:rPr>
+        <w:t>——</w:t>
+      </w:r>
+      <w:r>
+        <w:t>引入 `pytest` 编写自动化单元测试。</w:t>
+      </w:r>
+    </w:p>
+    <w:p>
+      <w:pPr>
+        <w:rPr>
+          <w:rFonts w:hint="eastAsia"/>
+        </w:rPr>
+      </w:pPr>
+      <w:r>
+        <w:rPr>
+          <w:rFonts w:hint="eastAsia"/>
+        </w:rPr>
+        <w:t>1.在根目录新建</w:t>
+      </w:r>
+      <w:r>
+        <w:t>名为 `tests` 的文件夹</w:t>
+      </w:r>
+      <w:r>
+        <w:rPr>
+          <w:rFonts w:hint="eastAsia"/>
+        </w:rPr>
+        <w:t>，</w:t>
+      </w:r>
+      <w:r>
+        <w:t>在里面再新建一个 `utils` 文件夹</w:t>
+      </w:r>
+      <w:r>
+        <w:rPr>
+          <w:rFonts w:hint="eastAsia"/>
+        </w:rPr>
+        <w:t>。同时在</w:t>
+      </w:r>
+      <w:r>
+        <w:t>`tests`</w:t>
+      </w:r>
+      <w:r>
+        <w:rPr>
+          <w:rFonts w:hint="eastAsia"/>
+        </w:rPr>
+        <w:t>与</w:t>
+      </w:r>
+      <w:r>
+        <w:t>`utils`</w:t>
+      </w:r>
+      <w:r>
+        <w:rPr>
+          <w:rFonts w:hint="eastAsia"/>
+        </w:rPr>
+        <w:t>文件夹中都放一个空_init_.py文件。</w:t>
+      </w:r>
+    </w:p>
+    <w:p>
+      <w:pPr>
+        <w:rPr>
+          <w:rFonts w:hint="eastAsia"/>
+        </w:rPr>
+      </w:pPr>
+      <w:r>
+        <w:rPr>
+          <w:rFonts w:hint="eastAsia"/>
+        </w:rPr>
+        <w:t>2.</w:t>
+      </w:r>
+      <w:r>
+        <w:t>安装覆盖率插件</w:t>
+      </w:r>
+      <w:r>
+        <w:rPr>
+          <w:rFonts w:hint="eastAsia"/>
+        </w:rPr>
+        <w:t>：终端运行</w:t>
+      </w:r>
+      <w:r>
+        <w:t>poetry add --group dev pytest-cov</w:t>
+      </w:r>
+      <w:r>
+        <w:rPr>
+          <w:rFonts w:hint="eastAsia"/>
+        </w:rPr>
+        <w:t>。</w:t>
+      </w:r>
+    </w:p>
+    <w:p>
+      <w:pPr>
+        <w:rPr>
+          <w:rFonts w:hint="eastAsia"/>
+        </w:rPr>
+      </w:pPr>
+      <w:r>
+        <w:rPr>
+          <w:rFonts w:hint="eastAsia"/>
+        </w:rPr>
+        <w:t>3.编写测试test_config.py，放在</w:t>
+      </w:r>
+      <w:r>
+        <w:t>`utils` 文件夹</w:t>
+      </w:r>
+      <w:r>
+        <w:rPr>
+          <w:rFonts w:hint="eastAsia"/>
+        </w:rPr>
+        <w:t>下。</w:t>
+      </w:r>
+    </w:p>
+    <w:p>
+      <w:pPr>
+        <w:rPr>
+          <w:rFonts w:hint="eastAsia"/>
+        </w:rPr>
+      </w:pPr>
+      <w:r>
+        <w:rPr>
+          <w:rFonts w:hint="eastAsia"/>
+        </w:rPr>
+        <w:t>4.到终端运行</w:t>
+      </w:r>
+    </w:p>
+    <w:p>
+      <w:pPr>
+        <w:rPr>
+          <w:rFonts w:hint="eastAsia"/>
+        </w:rPr>
+      </w:pPr>
+      <w:r>
+        <w:rPr>
+          <w:noProof/>
+        </w:rPr>
+        <w:drawing>
+          <wp:inline distT="0" distB="0" distL="0" distR="0" wp14:anchorId="3BE6D385" wp14:editId="5FF98C04">
+            <wp:extent cx="5274310" cy="1964055"/>
+            <wp:effectExtent l="0" t="0" r="2540" b="0"/>
+            <wp:docPr id="2110975902" name="图片 1"/>
+            <wp:cNvGraphicFramePr>
+              <a:graphicFrameLocks xmlns:a="http://schemas.openxmlformats.org/drawingml/2006/main" noChangeAspect="1"/>
+            </wp:cNvGraphicFramePr>
+            <a:graphic xmlns:a="http://schemas.openxmlformats.org/drawingml/2006/main">
+              <a:graphicData uri="http://schemas.openxmlformats.org/drawingml/2006/picture">
+                <pic:pic xmlns:pic="http://schemas.openxmlformats.org/drawingml/2006/picture">
+                  <pic:nvPicPr>
+                    <pic:cNvPr id="2110975902" name=""/>
+                    <pic:cNvPicPr/>
+                  </pic:nvPicPr>
+                  <pic:blipFill>
+                    <a:blip r:embed="rId18"/>
+                    <a:stretch>
+                      <a:fillRect/>
+                    </a:stretch>
+                  </pic:blipFill>
+                  <pic:spPr>
+                    <a:xfrm>
+                      <a:off x="0" y="0"/>
+                      <a:ext cx="5274310" cy="1964055"/>
+                    </a:xfrm>
+                    <a:prstGeom prst="rect">
+                      <a:avLst/>
+                    </a:prstGeom>
+                  </pic:spPr>
+                </pic:pic>
+              </a:graphicData>
+            </a:graphic>
+          </wp:inline>
+        </w:drawing>
+      </w:r>
+    </w:p>
+    <w:p>
+      <w:r>
+        <w:rPr>
+          <w:rFonts w:hint="eastAsia"/>
+        </w:rPr>
+        <w:t>5.为了知道还有32%没测试到的代码是什么，运行</w:t>
+      </w:r>
+      <w:r>
+        <w:rPr>
+          <w:rFonts w:hint="eastAsia"/>
+        </w:rPr>
+        <w:t>poetry run python -m pytest --cov=app.utils.config --cov-report=html tests/utils/test_config.py</w:t>
+      </w:r>
+      <w:r>
+        <w:rPr>
+          <w:rFonts w:hint="eastAsia"/>
+        </w:rPr>
+        <w:t>。</w:t>
+      </w:r>
+    </w:p>
+    <w:p>
+      <w:r>
+        <w:rPr>
+          <w:rFonts w:hint="eastAsia"/>
+        </w:rPr>
+        <w:t>此时</w:t>
+      </w:r>
+      <w:r>
+        <w:t>项目根目录下多了一个名为 htmlcov 的文件夹</w:t>
+      </w:r>
+      <w:r>
+        <w:rPr>
+          <w:rFonts w:hint="eastAsia"/>
+        </w:rPr>
+        <w:t>。</w:t>
+      </w:r>
+    </w:p>
+    <w:p>
+      <w:r>
+        <w:t>进入 htmlcov 文件夹。打开 index.html</w:t>
+      </w:r>
+      <w:r>
+        <w:rPr>
+          <w:rFonts w:hint="eastAsia"/>
+        </w:rPr>
+        <w:t>。</w:t>
+      </w:r>
+      <w:r>
+        <w:t>点击 app/utils/config.py。</w:t>
+      </w:r>
+    </w:p>
+    <w:p>
+      <w:r>
+        <w:rPr>
+          <w:rFonts w:hint="eastAsia"/>
+        </w:rPr>
+        <w:t>可见：</w:t>
+      </w:r>
+    </w:p>
+    <w:p>
+      <w:pPr>
+        <w:rPr>
+          <w:rFonts w:hint="eastAsia"/>
+        </w:rPr>
+      </w:pPr>
+      <w:r>
+        <w:rPr>
+          <w:noProof/>
+        </w:rPr>
+        <w:lastRenderedPageBreak/>
+        <w:drawing>
+          <wp:inline distT="0" distB="0" distL="0" distR="0" wp14:anchorId="1F301492" wp14:editId="437015D1">
+            <wp:extent cx="4779034" cy="2998835"/>
+            <wp:effectExtent l="0" t="0" r="2540" b="0"/>
+            <wp:docPr id="1569765850" name="图片 1"/>
+            <wp:cNvGraphicFramePr>
+              <a:graphicFrameLocks xmlns:a="http://schemas.openxmlformats.org/drawingml/2006/main" noChangeAspect="1"/>
+            </wp:cNvGraphicFramePr>
+            <a:graphic xmlns:a="http://schemas.openxmlformats.org/drawingml/2006/main">
+              <a:graphicData uri="http://schemas.openxmlformats.org/drawingml/2006/picture">
+                <pic:pic xmlns:pic="http://schemas.openxmlformats.org/drawingml/2006/picture">
+                  <pic:nvPicPr>
+                    <pic:cNvPr id="1569765850" name=""/>
+                    <pic:cNvPicPr/>
+                  </pic:nvPicPr>
+                  <pic:blipFill>
+                    <a:blip r:embed="rId19"/>
+                    <a:stretch>
+                      <a:fillRect/>
+                    </a:stretch>
+                  </pic:blipFill>
+                  <pic:spPr>
+                    <a:xfrm>
+                      <a:off x="0" y="0"/>
+                      <a:ext cx="4781873" cy="3000616"/>
+                    </a:xfrm>
+                    <a:prstGeom prst="rect">
+                      <a:avLst/>
+                    </a:prstGeom>
+                  </pic:spPr>
+                </pic:pic>
+              </a:graphicData>
+            </a:graphic>
+          </wp:inline>
+        </w:drawing>
+      </w:r>
+    </w:p>
+    <w:p>
+      <w:pPr>
+        <w:rPr>
+          <w:rFonts w:hint="eastAsia"/>
+        </w:rPr>
+      </w:pPr>
+      <w:r>
+        <w:t>红色表示测试从未执行到这里。</w:t>
+      </w:r>
+      <w:r>
+        <w:rPr>
+          <w:rFonts w:hint="eastAsia"/>
+        </w:rPr>
+        <w:t>绿色则是表示执行过的。</w:t>
+      </w:r>
+    </w:p>
+    <w:p>
+      <w:pPr>
+        <w:rPr>
+          <w:rFonts w:hint="eastAsia"/>
+        </w:rPr>
+      </w:pPr>
+    </w:p>
+    <w:p>
+      <w:pPr>
+        <w:rPr>
+          <w:rFonts w:hint="eastAsia"/>
+        </w:rPr>
+      </w:pPr>
+    </w:p>
+    <w:p>
+      <w:pPr>
+        <w:rPr>
+          <w:rFonts w:hint="eastAsia"/>
+        </w:rPr>
+      </w:pPr>
+    </w:p>
+    <w:p>
+      <w:pPr>
         <w:rPr>
           <w:rFonts w:hint="eastAsia"/>
         </w:rPr>
@@ -1244,9 +2281,98 @@
 <file path=word/numbering.xml><?xml version="1.0" encoding="utf-8"?>
 <w:numbering xmlns:wpc="http://schemas.microsoft.com/office/word/2010/wordprocessingCanvas" xmlns:cx="http://schemas.microsoft.com/office/drawing/2014/chartex" xmlns:cx1="http://schemas.microsoft.com/office/drawing/2015/9/8/chartex" xmlns:cx2="http://schemas.microsoft.com/office/drawing/2015/10/21/chartex" xmlns:cx3="http://schemas.microsoft.com/office/drawing/2016/5/9/chartex" xmlns:cx4="http://schemas.microsoft.com/office/drawing/2016/5/10/chartex" xmlns:cx5="http://schemas.microsoft.com/office/drawing/2016/5/11/chartex" xmlns:cx6="http://schemas.microsoft.com/office/drawing/2016/5/12/chartex" xmlns:cx7="http://schemas.microsoft.com/office/drawing/2016/5/13/chartex" xmlns:cx8="http://schemas.microsoft.com/office/drawing/2016/5/14/chartex" xmlns:mc="http://schemas.openxmlformats.org/markup-compatibility/2006" xmlns:aink="http://schemas.microsoft.com/office/drawing/2016/ink" xmlns:am3d="http://schemas.microsoft.com/office/drawing/2017/model3d" xmlns:o="urn:schemas-microsoft-com:office:office" xmlns:oel="http://schemas.microsoft.com/office/2019/extlst" xmlns:r="http://schemas.openxmlformats.org/officeDocument/2006/relationships" xmlns:m="http://schemas.openxmlformats.org/officeDocument/2006/math" xmlns:v="urn:schemas-microsoft-com:vml" xmlns:wp14="http://schemas.microsoft.com/office/word/2010/wordprocessingDrawing" xmlns:wp="http://schemas.openxmlformats.org/drawingml/2006/wordprocessingDrawing" xmlns:w10="urn:schemas-microsoft-com:office:word" xmlns:w="http://schemas.openxmlformats.org/wordprocessingml/2006/main" xmlns:w14="http://schemas.microsoft.com/office/word/2010/wordml" xmlns:w15="http://schemas.microsoft.com/office/word/2012/wordml" xmlns:w16cex="http://schemas.microsoft.com/office/word/2018/wordml/cex" xmlns:w16cid="http://schemas.microsoft.com/office/word/2016/wordml/cid" xmlns:w16="http://schemas.microsoft.com/office/word/2018/wordml" xmlns:w16du="http://schemas.microsoft.com/office/word/2023/wordml/word16du" xmlns:w16sdtdh="http://schemas.microsoft.com/office/word/2020/wordml/sdtdatahash" xmlns:w16sdtfl="http://schemas.microsoft.com/office/word/2024/wordml/sdtformatlock" xmlns:w16se="http://schemas.microsoft.com/office/word/2015/wordml/symex" xmlns:wpg="http://schemas.microsoft.com/office/word/2010/wordprocessingGroup" xmlns:wpi="http://schemas.microsoft.com/office/word/2010/wordprocessingInk" xmlns:wne="http://schemas.microsoft.com/office/word/2006/wordml" xmlns:wps="http://schemas.microsoft.com/office/word/2010/wordprocessingShape" mc:Ignorable="w14 w15 w16se w16cid w16 w16cex w16sdtdh w16sdtfl w16du wp14">
   <w:abstractNum w:abstractNumId="0" w15:restartNumberingAfterBreak="0">
+    <w:nsid w:val="03D22D34"/>
+    <w:multiLevelType w:val="hybridMultilevel"/>
+    <w:tmpl w:val="8D740BDA"/>
+    <w:lvl w:ilvl="0" w:tplc="73E0DE9C">
+      <w:start w:val="1"/>
+      <w:numFmt w:val="japaneseCounting"/>
+      <w:lvlText w:val="%1．"/>
+      <w:lvlJc w:val="left"/>
+      <w:pPr>
+        <w:ind w:left="450" w:hanging="450"/>
+      </w:pPr>
+      <w:rPr>
+        <w:rFonts w:hint="default"/>
+      </w:rPr>
+    </w:lvl>
+    <w:lvl w:ilvl="1" w:tplc="04090019" w:tentative="1">
+      <w:start w:val="1"/>
+      <w:numFmt w:val="lowerLetter"/>
+      <w:lvlText w:val="%2)"/>
+      <w:lvlJc w:val="left"/>
+      <w:pPr>
+        <w:ind w:left="880" w:hanging="440"/>
+      </w:pPr>
+    </w:lvl>
+    <w:lvl w:ilvl="2" w:tplc="0409001B" w:tentative="1">
+      <w:start w:val="1"/>
+      <w:numFmt w:val="lowerRoman"/>
+      <w:lvlText w:val="%3."/>
+      <w:lvlJc w:val="right"/>
+      <w:pPr>
+        <w:ind w:left="1320" w:hanging="440"/>
+      </w:pPr>
+    </w:lvl>
+    <w:lvl w:ilvl="3" w:tplc="0409000F" w:tentative="1">
+      <w:start w:val="1"/>
+      <w:numFmt w:val="decimal"/>
+      <w:lvlText w:val="%4."/>
+      <w:lvlJc w:val="left"/>
+      <w:pPr>
+        <w:ind w:left="1760" w:hanging="440"/>
+      </w:pPr>
+    </w:lvl>
+    <w:lvl w:ilvl="4" w:tplc="04090019" w:tentative="1">
+      <w:start w:val="1"/>
+      <w:numFmt w:val="lowerLetter"/>
+      <w:lvlText w:val="%5)"/>
+      <w:lvlJc w:val="left"/>
+      <w:pPr>
+        <w:ind w:left="2200" w:hanging="440"/>
+      </w:pPr>
+    </w:lvl>
+    <w:lvl w:ilvl="5" w:tplc="0409001B" w:tentative="1">
+      <w:start w:val="1"/>
+      <w:numFmt w:val="lowerRoman"/>
+      <w:lvlText w:val="%6."/>
+      <w:lvlJc w:val="right"/>
+      <w:pPr>
+        <w:ind w:left="2640" w:hanging="440"/>
+      </w:pPr>
+    </w:lvl>
+    <w:lvl w:ilvl="6" w:tplc="0409000F" w:tentative="1">
+      <w:start w:val="1"/>
+      <w:numFmt w:val="decimal"/>
+      <w:lvlText w:val="%7."/>
+      <w:lvlJc w:val="left"/>
+      <w:pPr>
+        <w:ind w:left="3080" w:hanging="440"/>
+      </w:pPr>
+    </w:lvl>
+    <w:lvl w:ilvl="7" w:tplc="04090019" w:tentative="1">
+      <w:start w:val="1"/>
+      <w:numFmt w:val="lowerLetter"/>
+      <w:lvlText w:val="%8)"/>
+      <w:lvlJc w:val="left"/>
+      <w:pPr>
+        <w:ind w:left="3520" w:hanging="440"/>
+      </w:pPr>
+    </w:lvl>
+    <w:lvl w:ilvl="8" w:tplc="0409001B" w:tentative="1">
+      <w:start w:val="1"/>
+      <w:numFmt w:val="lowerRoman"/>
+      <w:lvlText w:val="%9."/>
+      <w:lvlJc w:val="right"/>
+      <w:pPr>
+        <w:ind w:left="3960" w:hanging="440"/>
+      </w:pPr>
+    </w:lvl>
+  </w:abstractNum>
+  <w:abstractNum w:abstractNumId="1" w15:restartNumberingAfterBreak="0">
     <w:nsid w:val="1309778F"/>
     <w:multiLevelType w:val="multilevel"/>
-    <w:tmpl w:val="DEA0283C"/>
+    <w:tmpl w:val="0414B3CC"/>
     <w:lvl w:ilvl="0">
       <w:start w:val="1"/>
       <w:numFmt w:val="bullet"/>
@@ -1263,6 +2389,349 @@
         <w:sz w:val="20"/>
       </w:rPr>
     </w:lvl>
+    <w:lvl w:ilvl="1">
+      <w:start w:val="1"/>
+      <w:numFmt w:val="decimal"/>
+      <w:lvlText w:val="%2."/>
+      <w:lvlJc w:val="left"/>
+      <w:pPr>
+        <w:ind w:left="1520" w:hanging="440"/>
+      </w:pPr>
+      <w:rPr>
+        <w:rFonts w:hint="default"/>
+      </w:rPr>
+    </w:lvl>
+    <w:lvl w:ilvl="2">
+      <w:start w:val="1"/>
+      <w:numFmt w:val="decimal"/>
+      <w:lvlText w:val="%3"/>
+      <w:lvlJc w:val="left"/>
+      <w:pPr>
+        <w:ind w:left="2160" w:hanging="360"/>
+      </w:pPr>
+      <w:rPr>
+        <w:rFonts w:hint="default"/>
+      </w:rPr>
+    </w:lvl>
+    <w:lvl w:ilvl="3" w:tentative="1">
+      <w:start w:val="1"/>
+      <w:numFmt w:val="bullet"/>
+      <w:lvlText w:val=""/>
+      <w:lvlJc w:val="left"/>
+      <w:pPr>
+        <w:tabs>
+          <w:tab w:val="num" w:pos="2880"/>
+        </w:tabs>
+        <w:ind w:left="2880" w:hanging="360"/>
+      </w:pPr>
+      <w:rPr>
+        <w:rFonts w:ascii="Wingdings" w:hAnsi="Wingdings" w:hint="default"/>
+        <w:sz w:val="20"/>
+      </w:rPr>
+    </w:lvl>
+    <w:lvl w:ilvl="4" w:tentative="1">
+      <w:start w:val="1"/>
+      <w:numFmt w:val="bullet"/>
+      <w:lvlText w:val=""/>
+      <w:lvlJc w:val="left"/>
+      <w:pPr>
+        <w:tabs>
+          <w:tab w:val="num" w:pos="3600"/>
+        </w:tabs>
+        <w:ind w:left="3600" w:hanging="360"/>
+      </w:pPr>
+      <w:rPr>
+        <w:rFonts w:ascii="Wingdings" w:hAnsi="Wingdings" w:hint="default"/>
+        <w:sz w:val="20"/>
+      </w:rPr>
+    </w:lvl>
+    <w:lvl w:ilvl="5" w:tentative="1">
+      <w:start w:val="1"/>
+      <w:numFmt w:val="bullet"/>
+      <w:lvlText w:val=""/>
+      <w:lvlJc w:val="left"/>
+      <w:pPr>
+        <w:tabs>
+          <w:tab w:val="num" w:pos="4320"/>
+        </w:tabs>
+        <w:ind w:left="4320" w:hanging="360"/>
+      </w:pPr>
+      <w:rPr>
+        <w:rFonts w:ascii="Wingdings" w:hAnsi="Wingdings" w:hint="default"/>
+        <w:sz w:val="20"/>
+      </w:rPr>
+    </w:lvl>
+    <w:lvl w:ilvl="6" w:tentative="1">
+      <w:start w:val="1"/>
+      <w:numFmt w:val="bullet"/>
+      <w:lvlText w:val=""/>
+      <w:lvlJc w:val="left"/>
+      <w:pPr>
+        <w:tabs>
+          <w:tab w:val="num" w:pos="5040"/>
+        </w:tabs>
+        <w:ind w:left="5040" w:hanging="360"/>
+      </w:pPr>
+      <w:rPr>
+        <w:rFonts w:ascii="Wingdings" w:hAnsi="Wingdings" w:hint="default"/>
+        <w:sz w:val="20"/>
+      </w:rPr>
+    </w:lvl>
+    <w:lvl w:ilvl="7" w:tentative="1">
+      <w:start w:val="1"/>
+      <w:numFmt w:val="bullet"/>
+      <w:lvlText w:val=""/>
+      <w:lvlJc w:val="left"/>
+      <w:pPr>
+        <w:tabs>
+          <w:tab w:val="num" w:pos="5760"/>
+        </w:tabs>
+        <w:ind w:left="5760" w:hanging="360"/>
+      </w:pPr>
+      <w:rPr>
+        <w:rFonts w:ascii="Wingdings" w:hAnsi="Wingdings" w:hint="default"/>
+        <w:sz w:val="20"/>
+      </w:rPr>
+    </w:lvl>
+    <w:lvl w:ilvl="8" w:tentative="1">
+      <w:start w:val="1"/>
+      <w:numFmt w:val="bullet"/>
+      <w:lvlText w:val=""/>
+      <w:lvlJc w:val="left"/>
+      <w:pPr>
+        <w:tabs>
+          <w:tab w:val="num" w:pos="6480"/>
+        </w:tabs>
+        <w:ind w:left="6480" w:hanging="360"/>
+      </w:pPr>
+      <w:rPr>
+        <w:rFonts w:ascii="Wingdings" w:hAnsi="Wingdings" w:hint="default"/>
+        <w:sz w:val="20"/>
+      </w:rPr>
+    </w:lvl>
+  </w:abstractNum>
+  <w:abstractNum w:abstractNumId="2" w15:restartNumberingAfterBreak="0">
+    <w:nsid w:val="15AD3BC8"/>
+    <w:multiLevelType w:val="hybridMultilevel"/>
+    <w:tmpl w:val="D4DA5D08"/>
+    <w:lvl w:ilvl="0" w:tplc="0CC67F6C">
+      <w:start w:val="1"/>
+      <w:numFmt w:val="decimal"/>
+      <w:lvlText w:val="%1."/>
+      <w:lvlJc w:val="left"/>
+      <w:pPr>
+        <w:ind w:left="360" w:hanging="360"/>
+      </w:pPr>
+      <w:rPr>
+        <w:rFonts w:hint="default"/>
+      </w:rPr>
+    </w:lvl>
+    <w:lvl w:ilvl="1" w:tplc="04090019" w:tentative="1">
+      <w:start w:val="1"/>
+      <w:numFmt w:val="lowerLetter"/>
+      <w:lvlText w:val="%2)"/>
+      <w:lvlJc w:val="left"/>
+      <w:pPr>
+        <w:ind w:left="880" w:hanging="440"/>
+      </w:pPr>
+    </w:lvl>
+    <w:lvl w:ilvl="2" w:tplc="0409001B" w:tentative="1">
+      <w:start w:val="1"/>
+      <w:numFmt w:val="lowerRoman"/>
+      <w:lvlText w:val="%3."/>
+      <w:lvlJc w:val="right"/>
+      <w:pPr>
+        <w:ind w:left="1320" w:hanging="440"/>
+      </w:pPr>
+    </w:lvl>
+    <w:lvl w:ilvl="3" w:tplc="0409000F" w:tentative="1">
+      <w:start w:val="1"/>
+      <w:numFmt w:val="decimal"/>
+      <w:lvlText w:val="%4."/>
+      <w:lvlJc w:val="left"/>
+      <w:pPr>
+        <w:ind w:left="1760" w:hanging="440"/>
+      </w:pPr>
+    </w:lvl>
+    <w:lvl w:ilvl="4" w:tplc="04090019" w:tentative="1">
+      <w:start w:val="1"/>
+      <w:numFmt w:val="lowerLetter"/>
+      <w:lvlText w:val="%5)"/>
+      <w:lvlJc w:val="left"/>
+      <w:pPr>
+        <w:ind w:left="2200" w:hanging="440"/>
+      </w:pPr>
+    </w:lvl>
+    <w:lvl w:ilvl="5" w:tplc="0409001B" w:tentative="1">
+      <w:start w:val="1"/>
+      <w:numFmt w:val="lowerRoman"/>
+      <w:lvlText w:val="%6."/>
+      <w:lvlJc w:val="right"/>
+      <w:pPr>
+        <w:ind w:left="2640" w:hanging="440"/>
+      </w:pPr>
+    </w:lvl>
+    <w:lvl w:ilvl="6" w:tplc="0409000F" w:tentative="1">
+      <w:start w:val="1"/>
+      <w:numFmt w:val="decimal"/>
+      <w:lvlText w:val="%7."/>
+      <w:lvlJc w:val="left"/>
+      <w:pPr>
+        <w:ind w:left="3080" w:hanging="440"/>
+      </w:pPr>
+    </w:lvl>
+    <w:lvl w:ilvl="7" w:tplc="04090019" w:tentative="1">
+      <w:start w:val="1"/>
+      <w:numFmt w:val="lowerLetter"/>
+      <w:lvlText w:val="%8)"/>
+      <w:lvlJc w:val="left"/>
+      <w:pPr>
+        <w:ind w:left="3520" w:hanging="440"/>
+      </w:pPr>
+    </w:lvl>
+    <w:lvl w:ilvl="8" w:tplc="0409001B" w:tentative="1">
+      <w:start w:val="1"/>
+      <w:numFmt w:val="lowerRoman"/>
+      <w:lvlText w:val="%9."/>
+      <w:lvlJc w:val="right"/>
+      <w:pPr>
+        <w:ind w:left="3960" w:hanging="440"/>
+      </w:pPr>
+    </w:lvl>
+  </w:abstractNum>
+  <w:abstractNum w:abstractNumId="3" w15:restartNumberingAfterBreak="0">
+    <w:nsid w:val="28544B0A"/>
+    <w:multiLevelType w:val="multilevel"/>
+    <w:tmpl w:val="FA2CF7C4"/>
+    <w:lvl w:ilvl="0">
+      <w:start w:val="1"/>
+      <w:numFmt w:val="decimal"/>
+      <w:lvlText w:val="%1."/>
+      <w:lvlJc w:val="left"/>
+      <w:pPr>
+        <w:tabs>
+          <w:tab w:val="num" w:pos="720"/>
+        </w:tabs>
+        <w:ind w:left="720" w:hanging="360"/>
+      </w:pPr>
+    </w:lvl>
+    <w:lvl w:ilvl="1" w:tentative="1">
+      <w:start w:val="1"/>
+      <w:numFmt w:val="decimal"/>
+      <w:lvlText w:val="%2."/>
+      <w:lvlJc w:val="left"/>
+      <w:pPr>
+        <w:tabs>
+          <w:tab w:val="num" w:pos="1440"/>
+        </w:tabs>
+        <w:ind w:left="1440" w:hanging="360"/>
+      </w:pPr>
+    </w:lvl>
+    <w:lvl w:ilvl="2" w:tentative="1">
+      <w:start w:val="1"/>
+      <w:numFmt w:val="decimal"/>
+      <w:lvlText w:val="%3."/>
+      <w:lvlJc w:val="left"/>
+      <w:pPr>
+        <w:tabs>
+          <w:tab w:val="num" w:pos="2160"/>
+        </w:tabs>
+        <w:ind w:left="2160" w:hanging="360"/>
+      </w:pPr>
+    </w:lvl>
+    <w:lvl w:ilvl="3" w:tentative="1">
+      <w:start w:val="1"/>
+      <w:numFmt w:val="decimal"/>
+      <w:lvlText w:val="%4."/>
+      <w:lvlJc w:val="left"/>
+      <w:pPr>
+        <w:tabs>
+          <w:tab w:val="num" w:pos="2880"/>
+        </w:tabs>
+        <w:ind w:left="2880" w:hanging="360"/>
+      </w:pPr>
+    </w:lvl>
+    <w:lvl w:ilvl="4" w:tentative="1">
+      <w:start w:val="1"/>
+      <w:numFmt w:val="decimal"/>
+      <w:lvlText w:val="%5."/>
+      <w:lvlJc w:val="left"/>
+      <w:pPr>
+        <w:tabs>
+          <w:tab w:val="num" w:pos="3600"/>
+        </w:tabs>
+        <w:ind w:left="3600" w:hanging="360"/>
+      </w:pPr>
+    </w:lvl>
+    <w:lvl w:ilvl="5" w:tentative="1">
+      <w:start w:val="1"/>
+      <w:numFmt w:val="decimal"/>
+      <w:lvlText w:val="%6."/>
+      <w:lvlJc w:val="left"/>
+      <w:pPr>
+        <w:tabs>
+          <w:tab w:val="num" w:pos="4320"/>
+        </w:tabs>
+        <w:ind w:left="4320" w:hanging="360"/>
+      </w:pPr>
+    </w:lvl>
+    <w:lvl w:ilvl="6" w:tentative="1">
+      <w:start w:val="1"/>
+      <w:numFmt w:val="decimal"/>
+      <w:lvlText w:val="%7."/>
+      <w:lvlJc w:val="left"/>
+      <w:pPr>
+        <w:tabs>
+          <w:tab w:val="num" w:pos="5040"/>
+        </w:tabs>
+        <w:ind w:left="5040" w:hanging="360"/>
+      </w:pPr>
+    </w:lvl>
+    <w:lvl w:ilvl="7" w:tentative="1">
+      <w:start w:val="1"/>
+      <w:numFmt w:val="decimal"/>
+      <w:lvlText w:val="%8."/>
+      <w:lvlJc w:val="left"/>
+      <w:pPr>
+        <w:tabs>
+          <w:tab w:val="num" w:pos="5760"/>
+        </w:tabs>
+        <w:ind w:left="5760" w:hanging="360"/>
+      </w:pPr>
+    </w:lvl>
+    <w:lvl w:ilvl="8" w:tentative="1">
+      <w:start w:val="1"/>
+      <w:numFmt w:val="decimal"/>
+      <w:lvlText w:val="%9."/>
+      <w:lvlJc w:val="left"/>
+      <w:pPr>
+        <w:tabs>
+          <w:tab w:val="num" w:pos="6480"/>
+        </w:tabs>
+        <w:ind w:left="6480" w:hanging="360"/>
+      </w:pPr>
+    </w:lvl>
+  </w:abstractNum>
+  <w:abstractNum w:abstractNumId="4" w15:restartNumberingAfterBreak="0">
+    <w:nsid w:val="565D6940"/>
+    <w:multiLevelType w:val="multilevel"/>
+    <w:tmpl w:val="F2962C4C"/>
+    <w:lvl w:ilvl="0">
+      <w:start w:val="1"/>
+      <w:numFmt w:val="bullet"/>
+      <w:lvlText w:val=""/>
+      <w:lvlJc w:val="left"/>
+      <w:pPr>
+        <w:tabs>
+          <w:tab w:val="num" w:pos="720"/>
+        </w:tabs>
+        <w:ind w:left="720" w:hanging="360"/>
+      </w:pPr>
+      <w:rPr>
+        <w:rFonts w:ascii="Symbol" w:hAnsi="Symbol" w:hint="default"/>
+        <w:sz w:val="20"/>
+      </w:rPr>
+    </w:lvl>
     <w:lvl w:ilvl="1" w:tentative="1">
       <w:start w:val="1"/>
       <w:numFmt w:val="bullet"/>
@@ -1392,212 +2861,10 @@
       </w:rPr>
     </w:lvl>
   </w:abstractNum>
-  <w:abstractNum w:abstractNumId="1" w15:restartNumberingAfterBreak="0">
-    <w:nsid w:val="15AD3BC8"/>
-    <w:multiLevelType w:val="hybridMultilevel"/>
-    <w:tmpl w:val="D4DA5D08"/>
-    <w:lvl w:ilvl="0" w:tplc="0CC67F6C">
-      <w:start w:val="1"/>
-      <w:numFmt w:val="decimal"/>
-      <w:lvlText w:val="%1."/>
-      <w:lvlJc w:val="left"/>
-      <w:pPr>
-        <w:ind w:left="360" w:hanging="360"/>
-      </w:pPr>
-      <w:rPr>
-        <w:rFonts w:hint="default"/>
-      </w:rPr>
-    </w:lvl>
-    <w:lvl w:ilvl="1" w:tplc="04090019" w:tentative="1">
-      <w:start w:val="1"/>
-      <w:numFmt w:val="lowerLetter"/>
-      <w:lvlText w:val="%2)"/>
-      <w:lvlJc w:val="left"/>
-      <w:pPr>
-        <w:ind w:left="880" w:hanging="440"/>
-      </w:pPr>
-    </w:lvl>
-    <w:lvl w:ilvl="2" w:tplc="0409001B" w:tentative="1">
-      <w:start w:val="1"/>
-      <w:numFmt w:val="lowerRoman"/>
-      <w:lvlText w:val="%3."/>
-      <w:lvlJc w:val="right"/>
-      <w:pPr>
-        <w:ind w:left="1320" w:hanging="440"/>
-      </w:pPr>
-    </w:lvl>
-    <w:lvl w:ilvl="3" w:tplc="0409000F" w:tentative="1">
-      <w:start w:val="1"/>
-      <w:numFmt w:val="decimal"/>
-      <w:lvlText w:val="%4."/>
-      <w:lvlJc w:val="left"/>
-      <w:pPr>
-        <w:ind w:left="1760" w:hanging="440"/>
-      </w:pPr>
-    </w:lvl>
-    <w:lvl w:ilvl="4" w:tplc="04090019" w:tentative="1">
-      <w:start w:val="1"/>
-      <w:numFmt w:val="lowerLetter"/>
-      <w:lvlText w:val="%5)"/>
-      <w:lvlJc w:val="left"/>
-      <w:pPr>
-        <w:ind w:left="2200" w:hanging="440"/>
-      </w:pPr>
-    </w:lvl>
-    <w:lvl w:ilvl="5" w:tplc="0409001B" w:tentative="1">
-      <w:start w:val="1"/>
-      <w:numFmt w:val="lowerRoman"/>
-      <w:lvlText w:val="%6."/>
-      <w:lvlJc w:val="right"/>
-      <w:pPr>
-        <w:ind w:left="2640" w:hanging="440"/>
-      </w:pPr>
-    </w:lvl>
-    <w:lvl w:ilvl="6" w:tplc="0409000F" w:tentative="1">
-      <w:start w:val="1"/>
-      <w:numFmt w:val="decimal"/>
-      <w:lvlText w:val="%7."/>
-      <w:lvlJc w:val="left"/>
-      <w:pPr>
-        <w:ind w:left="3080" w:hanging="440"/>
-      </w:pPr>
-    </w:lvl>
-    <w:lvl w:ilvl="7" w:tplc="04090019" w:tentative="1">
-      <w:start w:val="1"/>
-      <w:numFmt w:val="lowerLetter"/>
-      <w:lvlText w:val="%8)"/>
-      <w:lvlJc w:val="left"/>
-      <w:pPr>
-        <w:ind w:left="3520" w:hanging="440"/>
-      </w:pPr>
-    </w:lvl>
-    <w:lvl w:ilvl="8" w:tplc="0409001B" w:tentative="1">
-      <w:start w:val="1"/>
-      <w:numFmt w:val="lowerRoman"/>
-      <w:lvlText w:val="%9."/>
-      <w:lvlJc w:val="right"/>
-      <w:pPr>
-        <w:ind w:left="3960" w:hanging="440"/>
-      </w:pPr>
-    </w:lvl>
-  </w:abstractNum>
-  <w:abstractNum w:abstractNumId="2" w15:restartNumberingAfterBreak="0">
-    <w:nsid w:val="28544B0A"/>
+  <w:abstractNum w:abstractNumId="5" w15:restartNumberingAfterBreak="0">
+    <w:nsid w:val="5CC65254"/>
     <w:multiLevelType w:val="multilevel"/>
-    <w:tmpl w:val="FA2CF7C4"/>
-    <w:lvl w:ilvl="0">
-      <w:start w:val="1"/>
-      <w:numFmt w:val="decimal"/>
-      <w:lvlText w:val="%1."/>
-      <w:lvlJc w:val="left"/>
-      <w:pPr>
-        <w:tabs>
-          <w:tab w:val="num" w:pos="720"/>
-        </w:tabs>
-        <w:ind w:left="720" w:hanging="360"/>
-      </w:pPr>
-    </w:lvl>
-    <w:lvl w:ilvl="1" w:tentative="1">
-      <w:start w:val="1"/>
-      <w:numFmt w:val="decimal"/>
-      <w:lvlText w:val="%2."/>
-      <w:lvlJc w:val="left"/>
-      <w:pPr>
-        <w:tabs>
-          <w:tab w:val="num" w:pos="1440"/>
-        </w:tabs>
-        <w:ind w:left="1440" w:hanging="360"/>
-      </w:pPr>
-    </w:lvl>
-    <w:lvl w:ilvl="2" w:tentative="1">
-      <w:start w:val="1"/>
-      <w:numFmt w:val="decimal"/>
-      <w:lvlText w:val="%3."/>
-      <w:lvlJc w:val="left"/>
-      <w:pPr>
-        <w:tabs>
-          <w:tab w:val="num" w:pos="2160"/>
-        </w:tabs>
-        <w:ind w:left="2160" w:hanging="360"/>
-      </w:pPr>
-    </w:lvl>
-    <w:lvl w:ilvl="3" w:tentative="1">
-      <w:start w:val="1"/>
-      <w:numFmt w:val="decimal"/>
-      <w:lvlText w:val="%4."/>
-      <w:lvlJc w:val="left"/>
-      <w:pPr>
-        <w:tabs>
-          <w:tab w:val="num" w:pos="2880"/>
-        </w:tabs>
-        <w:ind w:left="2880" w:hanging="360"/>
-      </w:pPr>
-    </w:lvl>
-    <w:lvl w:ilvl="4" w:tentative="1">
-      <w:start w:val="1"/>
-      <w:numFmt w:val="decimal"/>
-      <w:lvlText w:val="%5."/>
-      <w:lvlJc w:val="left"/>
-      <w:pPr>
-        <w:tabs>
-          <w:tab w:val="num" w:pos="3600"/>
-        </w:tabs>
-        <w:ind w:left="3600" w:hanging="360"/>
-      </w:pPr>
-    </w:lvl>
-    <w:lvl w:ilvl="5" w:tentative="1">
-      <w:start w:val="1"/>
-      <w:numFmt w:val="decimal"/>
-      <w:lvlText w:val="%6."/>
-      <w:lvlJc w:val="left"/>
-      <w:pPr>
-        <w:tabs>
-          <w:tab w:val="num" w:pos="4320"/>
-        </w:tabs>
-        <w:ind w:left="4320" w:hanging="360"/>
-      </w:pPr>
-    </w:lvl>
-    <w:lvl w:ilvl="6" w:tentative="1">
-      <w:start w:val="1"/>
-      <w:numFmt w:val="decimal"/>
-      <w:lvlText w:val="%7."/>
-      <w:lvlJc w:val="left"/>
-      <w:pPr>
-        <w:tabs>
-          <w:tab w:val="num" w:pos="5040"/>
-        </w:tabs>
-        <w:ind w:left="5040" w:hanging="360"/>
-      </w:pPr>
-    </w:lvl>
-    <w:lvl w:ilvl="7" w:tentative="1">
-      <w:start w:val="1"/>
-      <w:numFmt w:val="decimal"/>
-      <w:lvlText w:val="%8."/>
-      <w:lvlJc w:val="left"/>
-      <w:pPr>
-        <w:tabs>
-          <w:tab w:val="num" w:pos="5760"/>
-        </w:tabs>
-        <w:ind w:left="5760" w:hanging="360"/>
-      </w:pPr>
-    </w:lvl>
-    <w:lvl w:ilvl="8" w:tentative="1">
-      <w:start w:val="1"/>
-      <w:numFmt w:val="decimal"/>
-      <w:lvlText w:val="%9."/>
-      <w:lvlJc w:val="left"/>
-      <w:pPr>
-        <w:tabs>
-          <w:tab w:val="num" w:pos="6480"/>
-        </w:tabs>
-        <w:ind w:left="6480" w:hanging="360"/>
-      </w:pPr>
-    </w:lvl>
-  </w:abstractNum>
-  <w:abstractNum w:abstractNumId="3" w15:restartNumberingAfterBreak="0">
-    <w:nsid w:val="565D6940"/>
-    <w:multiLevelType w:val="multilevel"/>
-    <w:tmpl w:val="F2962C4C"/>
+    <w:tmpl w:val="7316894E"/>
     <w:lvl w:ilvl="0">
       <w:start w:val="1"/>
       <w:numFmt w:val="bullet"/>
@@ -1743,10 +3010,10 @@
       </w:rPr>
     </w:lvl>
   </w:abstractNum>
-  <w:abstractNum w:abstractNumId="4" w15:restartNumberingAfterBreak="0">
-    <w:nsid w:val="5CC65254"/>
+  <w:abstractNum w:abstractNumId="6" w15:restartNumberingAfterBreak="0">
+    <w:nsid w:val="5EF23F0A"/>
     <w:multiLevelType w:val="multilevel"/>
-    <w:tmpl w:val="7316894E"/>
+    <w:tmpl w:val="3AECDA70"/>
     <w:lvl w:ilvl="0">
       <w:start w:val="1"/>
       <w:numFmt w:val="bullet"/>
@@ -1892,10 +3159,10 @@
       </w:rPr>
     </w:lvl>
   </w:abstractNum>
-  <w:abstractNum w:abstractNumId="5" w15:restartNumberingAfterBreak="0">
-    <w:nsid w:val="5EF23F0A"/>
+  <w:abstractNum w:abstractNumId="7" w15:restartNumberingAfterBreak="0">
+    <w:nsid w:val="7C370D87"/>
     <w:multiLevelType w:val="multilevel"/>
-    <w:tmpl w:val="3AECDA70"/>
+    <w:tmpl w:val="6A3E29A8"/>
     <w:lvl w:ilvl="0">
       <w:start w:val="1"/>
       <w:numFmt w:val="bullet"/>
@@ -2041,175 +3308,29 @@
       </w:rPr>
     </w:lvl>
   </w:abstractNum>
-  <w:abstractNum w:abstractNumId="6" w15:restartNumberingAfterBreak="0">
-    <w:nsid w:val="7C370D87"/>
-    <w:multiLevelType w:val="multilevel"/>
-    <w:tmpl w:val="6A3E29A8"/>
-    <w:lvl w:ilvl="0">
-      <w:start w:val="1"/>
-      <w:numFmt w:val="bullet"/>
-      <w:lvlText w:val=""/>
-      <w:lvlJc w:val="left"/>
-      <w:pPr>
-        <w:tabs>
-          <w:tab w:val="num" w:pos="720"/>
-        </w:tabs>
-        <w:ind w:left="720" w:hanging="360"/>
-      </w:pPr>
-      <w:rPr>
-        <w:rFonts w:ascii="Symbol" w:hAnsi="Symbol" w:hint="default"/>
-        <w:sz w:val="20"/>
-      </w:rPr>
-    </w:lvl>
-    <w:lvl w:ilvl="1" w:tentative="1">
-      <w:start w:val="1"/>
-      <w:numFmt w:val="bullet"/>
-      <w:lvlText w:val="o"/>
-      <w:lvlJc w:val="left"/>
-      <w:pPr>
-        <w:tabs>
-          <w:tab w:val="num" w:pos="1440"/>
-        </w:tabs>
-        <w:ind w:left="1440" w:hanging="360"/>
-      </w:pPr>
-      <w:rPr>
-        <w:rFonts w:ascii="Courier New" w:hAnsi="Courier New" w:hint="default"/>
-        <w:sz w:val="20"/>
-      </w:rPr>
-    </w:lvl>
-    <w:lvl w:ilvl="2" w:tentative="1">
-      <w:start w:val="1"/>
-      <w:numFmt w:val="bullet"/>
-      <w:lvlText w:val=""/>
-      <w:lvlJc w:val="left"/>
-      <w:pPr>
-        <w:tabs>
-          <w:tab w:val="num" w:pos="2160"/>
-        </w:tabs>
-        <w:ind w:left="2160" w:hanging="360"/>
-      </w:pPr>
-      <w:rPr>
-        <w:rFonts w:ascii="Wingdings" w:hAnsi="Wingdings" w:hint="default"/>
-        <w:sz w:val="20"/>
-      </w:rPr>
-    </w:lvl>
-    <w:lvl w:ilvl="3" w:tentative="1">
-      <w:start w:val="1"/>
-      <w:numFmt w:val="bullet"/>
-      <w:lvlText w:val=""/>
-      <w:lvlJc w:val="left"/>
-      <w:pPr>
-        <w:tabs>
-          <w:tab w:val="num" w:pos="2880"/>
-        </w:tabs>
-        <w:ind w:left="2880" w:hanging="360"/>
-      </w:pPr>
-      <w:rPr>
-        <w:rFonts w:ascii="Wingdings" w:hAnsi="Wingdings" w:hint="default"/>
-        <w:sz w:val="20"/>
-      </w:rPr>
-    </w:lvl>
-    <w:lvl w:ilvl="4" w:tentative="1">
-      <w:start w:val="1"/>
-      <w:numFmt w:val="bullet"/>
-      <w:lvlText w:val=""/>
-      <w:lvlJc w:val="left"/>
-      <w:pPr>
-        <w:tabs>
-          <w:tab w:val="num" w:pos="3600"/>
-        </w:tabs>
-        <w:ind w:left="3600" w:hanging="360"/>
-      </w:pPr>
-      <w:rPr>
-        <w:rFonts w:ascii="Wingdings" w:hAnsi="Wingdings" w:hint="default"/>
-        <w:sz w:val="20"/>
-      </w:rPr>
-    </w:lvl>
-    <w:lvl w:ilvl="5" w:tentative="1">
-      <w:start w:val="1"/>
-      <w:numFmt w:val="bullet"/>
-      <w:lvlText w:val=""/>
-      <w:lvlJc w:val="left"/>
-      <w:pPr>
-        <w:tabs>
-          <w:tab w:val="num" w:pos="4320"/>
-        </w:tabs>
-        <w:ind w:left="4320" w:hanging="360"/>
-      </w:pPr>
-      <w:rPr>
-        <w:rFonts w:ascii="Wingdings" w:hAnsi="Wingdings" w:hint="default"/>
-        <w:sz w:val="20"/>
-      </w:rPr>
-    </w:lvl>
-    <w:lvl w:ilvl="6" w:tentative="1">
-      <w:start w:val="1"/>
-      <w:numFmt w:val="bullet"/>
-      <w:lvlText w:val=""/>
-      <w:lvlJc w:val="left"/>
-      <w:pPr>
-        <w:tabs>
-          <w:tab w:val="num" w:pos="5040"/>
-        </w:tabs>
-        <w:ind w:left="5040" w:hanging="360"/>
-      </w:pPr>
-      <w:rPr>
-        <w:rFonts w:ascii="Wingdings" w:hAnsi="Wingdings" w:hint="default"/>
-        <w:sz w:val="20"/>
-      </w:rPr>
-    </w:lvl>
-    <w:lvl w:ilvl="7" w:tentative="1">
-      <w:start w:val="1"/>
-      <w:numFmt w:val="bullet"/>
-      <w:lvlText w:val=""/>
-      <w:lvlJc w:val="left"/>
-      <w:pPr>
-        <w:tabs>
-          <w:tab w:val="num" w:pos="5760"/>
-        </w:tabs>
-        <w:ind w:left="5760" w:hanging="360"/>
-      </w:pPr>
-      <w:rPr>
-        <w:rFonts w:ascii="Wingdings" w:hAnsi="Wingdings" w:hint="default"/>
-        <w:sz w:val="20"/>
-      </w:rPr>
-    </w:lvl>
-    <w:lvl w:ilvl="8" w:tentative="1">
-      <w:start w:val="1"/>
-      <w:numFmt w:val="bullet"/>
-      <w:lvlText w:val=""/>
-      <w:lvlJc w:val="left"/>
-      <w:pPr>
-        <w:tabs>
-          <w:tab w:val="num" w:pos="6480"/>
-        </w:tabs>
-        <w:ind w:left="6480" w:hanging="360"/>
-      </w:pPr>
-      <w:rPr>
-        <w:rFonts w:ascii="Wingdings" w:hAnsi="Wingdings" w:hint="default"/>
-        <w:sz w:val="20"/>
-      </w:rPr>
-    </w:lvl>
-  </w:abstractNum>
   <w:num w:numId="1" w16cid:durableId="479738359">
+    <w:abstractNumId w:val="2"/>
+  </w:num>
+  <w:num w:numId="2" w16cid:durableId="1362126443">
+    <w:abstractNumId w:val="3"/>
+  </w:num>
+  <w:num w:numId="3" w16cid:durableId="1347252798">
+    <w:abstractNumId w:val="6"/>
+  </w:num>
+  <w:num w:numId="4" w16cid:durableId="1036537908">
+    <w:abstractNumId w:val="7"/>
+  </w:num>
+  <w:num w:numId="5" w16cid:durableId="2015188215">
     <w:abstractNumId w:val="1"/>
   </w:num>
-  <w:num w:numId="2" w16cid:durableId="1362126443">
-    <w:abstractNumId w:val="2"/>
+  <w:num w:numId="6" w16cid:durableId="1882589393">
+    <w:abstractNumId w:val="4"/>
   </w:num>
-  <w:num w:numId="3" w16cid:durableId="1347252798">
+  <w:num w:numId="7" w16cid:durableId="1937902337">
     <w:abstractNumId w:val="5"/>
   </w:num>
-  <w:num w:numId="4" w16cid:durableId="1036537908">
-    <w:abstractNumId w:val="6"/>
-  </w:num>
-  <w:num w:numId="5" w16cid:durableId="2015188215">
+  <w:num w:numId="8" w16cid:durableId="313068158">
     <w:abstractNumId w:val="0"/>
-  </w:num>
-  <w:num w:numId="6" w16cid:durableId="1882589393">
-    <w:abstractNumId w:val="3"/>
-  </w:num>
-  <w:num w:numId="7" w16cid:durableId="1937902337">
-    <w:abstractNumId w:val="4"/>
   </w:num>
 </w:numbering>
 </file>
